--- a/Backend/Director_Disclosure/Output_Disclosures/2024-25/ADANI_GREEN_ENERGY_LIMITED/MBP-1/MBP1_VNEET_S_JAAIN_00053906.docx
+++ b/Backend/Director_Disclosure/Output_Disclosures/2024-25/ADANI_GREEN_ENERGY_LIMITED/MBP-1/MBP1_VNEET_S_JAAIN_00053906.docx
@@ -93,107 +93,17 @@
     </w:p>
     <w:p>
       <w:pPr>
-        <w:spacing w:before="0" w:after="0"/>
-        <w:jc w:val="left"/>
-      </w:pPr>
-      <w:r>
-        <w:rPr>
-          <w:rFonts w:ascii="Adani" w:hAnsi="Adani"/>
-          <w:b w:val="0"/>
-          <w:sz w:val="20"/>
-          <w:u w:val="none"/>
-        </w:rPr>
-        <w:t>ADANI NEW INDUSTRIES LIMITED</w:t>
-      </w:r>
-    </w:p>
-    <w:p>
-      <w:pPr>
-        <w:spacing w:before="0" w:after="0"/>
-        <w:jc w:val="left"/>
-      </w:pPr>
-      <w:r>
-        <w:rPr>
-          <w:rFonts w:ascii="Adani" w:hAnsi="Adani"/>
-          <w:b w:val="0"/>
-          <w:sz w:val="20"/>
-          <w:u w:val="none"/>
-        </w:rPr>
-        <w:t>ADIMAHESH SEVA FOUNDATION</w:t>
-      </w:r>
-    </w:p>
-    <w:p>
-      <w:pPr>
-        <w:spacing w:before="0" w:after="0"/>
-        <w:jc w:val="left"/>
-      </w:pPr>
-      <w:r>
-        <w:rPr>
-          <w:rFonts w:ascii="Adani" w:hAnsi="Adani"/>
-          <w:b w:val="0"/>
-          <w:sz w:val="20"/>
-          <w:u w:val="none"/>
-        </w:rPr>
-        <w:t>ADANI GREEN ENERGY TWENTY THREE LIMITED</w:t>
-      </w:r>
-    </w:p>
-    <w:p>
-      <w:pPr>
-        <w:spacing w:before="0" w:after="0"/>
-        <w:jc w:val="left"/>
-      </w:pPr>
-      <w:r>
-        <w:rPr>
-          <w:rFonts w:ascii="Adani" w:hAnsi="Adani"/>
-          <w:b w:val="0"/>
-          <w:sz w:val="20"/>
-          <w:u w:val="none"/>
-        </w:rPr>
-        <w:t>ADANI GREEN ENERGY LIMITED</w:t>
-      </w:r>
-    </w:p>
-    <w:p>
-      <w:pPr>
-        <w:spacing w:before="0" w:after="0"/>
-        <w:jc w:val="left"/>
-      </w:pPr>
-      <w:r>
-        <w:rPr>
-          <w:rFonts w:ascii="Adani" w:hAnsi="Adani"/>
-          <w:b w:val="0"/>
-          <w:sz w:val="20"/>
-          <w:u w:val="none"/>
-        </w:rPr>
-        <w:t>ADANI INFRASTRUCTURE MANAGEMENT SERVICES LIMITED</w:t>
-      </w:r>
-    </w:p>
-    <w:p>
-      <w:pPr>
-        <w:spacing w:before="0" w:after="0"/>
-        <w:jc w:val="left"/>
-      </w:pPr>
-      <w:r>
-        <w:rPr>
-          <w:rFonts w:ascii="Adani" w:hAnsi="Adani"/>
-          <w:b w:val="0"/>
-          <w:sz w:val="20"/>
-          <w:u w:val="none"/>
-        </w:rPr>
-        <w:t>MUNDRA SYNENERGY LIMITED</w:t>
-      </w:r>
-    </w:p>
-    <w:p>
-      <w:pPr>
         <w:spacing w:before="0" w:after="160"/>
         <w:jc w:val="left"/>
       </w:pPr>
       <w:r>
         <w:rPr>
           <w:rFonts w:ascii="Adani" w:hAnsi="Adani"/>
-          <w:b w:val="0"/>
+          <w:b/>
           <w:sz w:val="20"/>
           <w:u w:val="none"/>
         </w:rPr>
-        <w:t>ADANI POWER LIMITED</w:t>
+        <w:t>ADANI GREEN ENERGY LIMITED</w:t>
       </w:r>
     </w:p>
     <w:p>
@@ -249,7 +159,7 @@
           <w:sz w:val="20"/>
           <w:u w:val="none"/>
         </w:rPr>
-        <w:t>{{FATHER_NAME}}</w:t>
+        <w:t>Mr. Suresh Chand Jain</w:t>
       </w:r>
       <w:r>
         <w:rPr>
@@ -905,148 +815,6 @@
                 <w:sz w:val="18"/>
                 <w:u w:val="none"/>
               </w:rPr>
-              <w:t>ADANI GREEN ENERGY TWENTY THREE LIMITED</w:t>
-            </w:r>
-          </w:p>
-        </w:tc>
-        <w:tc>
-          <w:tcPr>
-            <w:tcW w:type="dxa" w:w="1814"/>
-            <w:shd w:val="clear" w:color="auto" w:fill="FFFFFF"/>
-            <w:tcBorders>
-              <w:top w:val="single" w:sz="4" w:space="0" w:color="000000"/>
-              <w:left w:val="single" w:sz="4" w:space="0" w:color="000000"/>
-              <w:bottom w:val="single" w:sz="4" w:space="0" w:color="000000"/>
-              <w:right w:val="single" w:sz="4" w:space="0" w:color="000000"/>
-            </w:tcBorders>
-            <w:vAlign w:val="center"/>
-          </w:tcPr>
-          <w:p>
-            <w:pPr>
-              <w:spacing w:before="40" w:after="40"/>
-              <w:jc w:val="left"/>
-            </w:pPr>
-            <w:r>
-              <w:rPr>
-                <w:rFonts w:ascii="Adani" w:hAnsi="Adani"/>
-                <w:b w:val="0"/>
-                <w:sz w:val="18"/>
-                <w:u w:val="none"/>
-              </w:rPr>
-              <w:t>Director</w:t>
-            </w:r>
-          </w:p>
-        </w:tc>
-        <w:tc>
-          <w:tcPr>
-            <w:tcW w:type="dxa" w:w="1020"/>
-            <w:shd w:val="clear" w:color="auto" w:fill="FFFFFF"/>
-            <w:tcBorders>
-              <w:top w:val="single" w:sz="4" w:space="0" w:color="000000"/>
-              <w:left w:val="single" w:sz="4" w:space="0" w:color="000000"/>
-              <w:bottom w:val="single" w:sz="4" w:space="0" w:color="000000"/>
-              <w:right w:val="single" w:sz="4" w:space="0" w:color="000000"/>
-            </w:tcBorders>
-            <w:vAlign w:val="center"/>
-          </w:tcPr>
-          <w:p>
-            <w:pPr>
-              <w:spacing w:before="40" w:after="40"/>
-              <w:jc w:val="left"/>
-            </w:pPr>
-            <w:r>
-              <w:rPr>
-                <w:rFonts w:ascii="Adani" w:hAnsi="Adani"/>
-                <w:b w:val="0"/>
-                <w:sz w:val="18"/>
-                <w:u w:val="none"/>
-              </w:rPr>
-              <w:t>NIL</w:t>
-            </w:r>
-          </w:p>
-        </w:tc>
-        <w:tc>
-          <w:tcPr>
-            <w:tcW w:type="dxa" w:w="1247"/>
-            <w:shd w:val="clear" w:color="auto" w:fill="FFFFFF"/>
-            <w:tcBorders>
-              <w:top w:val="single" w:sz="4" w:space="0" w:color="000000"/>
-              <w:left w:val="single" w:sz="4" w:space="0" w:color="000000"/>
-              <w:bottom w:val="single" w:sz="4" w:space="0" w:color="000000"/>
-              <w:right w:val="single" w:sz="4" w:space="0" w:color="000000"/>
-            </w:tcBorders>
-            <w:vAlign w:val="center"/>
-          </w:tcPr>
-          <w:p>
-            <w:pPr>
-              <w:spacing w:before="40" w:after="40"/>
-              <w:jc w:val="left"/>
-            </w:pPr>
-            <w:r>
-              <w:rPr>
-                <w:rFonts w:ascii="Adani" w:hAnsi="Adani"/>
-                <w:b w:val="0"/>
-                <w:sz w:val="18"/>
-                <w:u w:val="none"/>
-              </w:rPr>
-              <w:t>02/10/2020</w:t>
-            </w:r>
-          </w:p>
-        </w:tc>
-      </w:tr>
-      <w:tr>
-        <w:tc>
-          <w:tcPr>
-            <w:tcW w:type="dxa" w:w="680"/>
-            <w:shd w:val="clear" w:color="auto" w:fill="FFFFFF"/>
-            <w:tcBorders>
-              <w:top w:val="single" w:sz="4" w:space="0" w:color="000000"/>
-              <w:left w:val="single" w:sz="4" w:space="0" w:color="000000"/>
-              <w:bottom w:val="single" w:sz="4" w:space="0" w:color="000000"/>
-              <w:right w:val="single" w:sz="4" w:space="0" w:color="000000"/>
-            </w:tcBorders>
-            <w:vAlign w:val="center"/>
-          </w:tcPr>
-          <w:p>
-            <w:pPr>
-              <w:spacing w:before="40" w:after="40"/>
-              <w:jc w:val="left"/>
-            </w:pPr>
-            <w:r>
-              <w:rPr>
-                <w:rFonts w:ascii="Adani" w:hAnsi="Adani"/>
-                <w:b w:val="0"/>
-                <w:sz w:val="18"/>
-                <w:u w:val="none"/>
-              </w:rPr>
-              <w:t>5</w:t>
-            </w:r>
-          </w:p>
-        </w:tc>
-        <w:tc>
-          <w:tcPr>
-            <w:tcW w:type="dxa" w:w="3969"/>
-            <w:shd w:val="clear" w:color="auto" w:fill="FFFFFF"/>
-            <w:tcBorders>
-              <w:top w:val="single" w:sz="4" w:space="0" w:color="000000"/>
-              <w:left w:val="single" w:sz="4" w:space="0" w:color="000000"/>
-              <w:bottom w:val="single" w:sz="4" w:space="0" w:color="000000"/>
-              <w:right w:val="single" w:sz="4" w:space="0" w:color="000000"/>
-            </w:tcBorders>
-            <w:vAlign w:val="center"/>
-          </w:tcPr>
-          <w:p>
-            <w:pPr>
-              <w:spacing w:before="40" w:after="40"/>
-              <w:jc w:val="left"/>
-            </w:pPr>
-            <w:r>
-              <w:rPr>
-                <w:rFonts w:ascii="Adani" w:hAnsi="Adani"/>
-                <w:b w:val="0"/>
-                <w:sz w:val="18"/>
-                <w:u w:val="none"/>
-              </w:rPr>
               <w:t>ADANI GREEN ENERGY LIMITED</w:t>
             </w:r>
           </w:p>
@@ -1161,149 +929,7 @@
                 <w:sz w:val="18"/>
                 <w:u w:val="none"/>
               </w:rPr>
-              <w:t>6</w:t>
-            </w:r>
-          </w:p>
-        </w:tc>
-        <w:tc>
-          <w:tcPr>
-            <w:tcW w:type="dxa" w:w="3969"/>
-            <w:shd w:val="clear" w:color="auto" w:fill="FFFFFF"/>
-            <w:tcBorders>
-              <w:top w:val="single" w:sz="4" w:space="0" w:color="000000"/>
-              <w:left w:val="single" w:sz="4" w:space="0" w:color="000000"/>
-              <w:bottom w:val="single" w:sz="4" w:space="0" w:color="000000"/>
-              <w:right w:val="single" w:sz="4" w:space="0" w:color="000000"/>
-            </w:tcBorders>
-            <w:vAlign w:val="center"/>
-          </w:tcPr>
-          <w:p>
-            <w:pPr>
-              <w:spacing w:before="40" w:after="40"/>
-              <w:jc w:val="left"/>
-            </w:pPr>
-            <w:r>
-              <w:rPr>
-                <w:rFonts w:ascii="Adani" w:hAnsi="Adani"/>
-                <w:b w:val="0"/>
-                <w:sz w:val="18"/>
-                <w:u w:val="none"/>
-              </w:rPr>
-              <w:t>ADANI INFRASTRUCTURE MANAGEMENT SERVICES LIMITED</w:t>
-            </w:r>
-          </w:p>
-        </w:tc>
-        <w:tc>
-          <w:tcPr>
-            <w:tcW w:type="dxa" w:w="1814"/>
-            <w:shd w:val="clear" w:color="auto" w:fill="FFFFFF"/>
-            <w:tcBorders>
-              <w:top w:val="single" w:sz="4" w:space="0" w:color="000000"/>
-              <w:left w:val="single" w:sz="4" w:space="0" w:color="000000"/>
-              <w:bottom w:val="single" w:sz="4" w:space="0" w:color="000000"/>
-              <w:right w:val="single" w:sz="4" w:space="0" w:color="000000"/>
-            </w:tcBorders>
-            <w:vAlign w:val="center"/>
-          </w:tcPr>
-          <w:p>
-            <w:pPr>
-              <w:spacing w:before="40" w:after="40"/>
-              <w:jc w:val="left"/>
-            </w:pPr>
-            <w:r>
-              <w:rPr>
-                <w:rFonts w:ascii="Adani" w:hAnsi="Adani"/>
-                <w:b w:val="0"/>
-                <w:sz w:val="18"/>
-                <w:u w:val="none"/>
-              </w:rPr>
-              <w:t>Director</w:t>
-            </w:r>
-          </w:p>
-        </w:tc>
-        <w:tc>
-          <w:tcPr>
-            <w:tcW w:type="dxa" w:w="1020"/>
-            <w:shd w:val="clear" w:color="auto" w:fill="FFFFFF"/>
-            <w:tcBorders>
-              <w:top w:val="single" w:sz="4" w:space="0" w:color="000000"/>
-              <w:left w:val="single" w:sz="4" w:space="0" w:color="000000"/>
-              <w:bottom w:val="single" w:sz="4" w:space="0" w:color="000000"/>
-              <w:right w:val="single" w:sz="4" w:space="0" w:color="000000"/>
-            </w:tcBorders>
-            <w:vAlign w:val="center"/>
-          </w:tcPr>
-          <w:p>
-            <w:pPr>
-              <w:spacing w:before="40" w:after="40"/>
-              <w:jc w:val="left"/>
-            </w:pPr>
-            <w:r>
-              <w:rPr>
-                <w:rFonts w:ascii="Adani" w:hAnsi="Adani"/>
-                <w:b w:val="0"/>
-                <w:sz w:val="18"/>
-                <w:u w:val="none"/>
-              </w:rPr>
-              <w:t>NIL</w:t>
-            </w:r>
-          </w:p>
-        </w:tc>
-        <w:tc>
-          <w:tcPr>
-            <w:tcW w:type="dxa" w:w="1247"/>
-            <w:shd w:val="clear" w:color="auto" w:fill="FFFFFF"/>
-            <w:tcBorders>
-              <w:top w:val="single" w:sz="4" w:space="0" w:color="000000"/>
-              <w:left w:val="single" w:sz="4" w:space="0" w:color="000000"/>
-              <w:bottom w:val="single" w:sz="4" w:space="0" w:color="000000"/>
-              <w:right w:val="single" w:sz="4" w:space="0" w:color="000000"/>
-            </w:tcBorders>
-            <w:vAlign w:val="center"/>
-          </w:tcPr>
-          <w:p>
-            <w:pPr>
-              <w:spacing w:before="40" w:after="40"/>
-              <w:jc w:val="left"/>
-            </w:pPr>
-            <w:r>
-              <w:rPr>
-                <w:rFonts w:ascii="Adani" w:hAnsi="Adani"/>
-                <w:b w:val="0"/>
-                <w:sz w:val="18"/>
-                <w:u w:val="none"/>
-              </w:rPr>
-              <w:t>09/06/2017</w:t>
-            </w:r>
-          </w:p>
-        </w:tc>
-      </w:tr>
-      <w:tr>
-        <w:tc>
-          <w:tcPr>
-            <w:tcW w:type="dxa" w:w="680"/>
-            <w:shd w:val="clear" w:color="auto" w:fill="FFFFFF"/>
-            <w:tcBorders>
-              <w:top w:val="single" w:sz="4" w:space="0" w:color="000000"/>
-              <w:left w:val="single" w:sz="4" w:space="0" w:color="000000"/>
-              <w:bottom w:val="single" w:sz="4" w:space="0" w:color="000000"/>
-              <w:right w:val="single" w:sz="4" w:space="0" w:color="000000"/>
-            </w:tcBorders>
-            <w:vAlign w:val="center"/>
-          </w:tcPr>
-          <w:p>
-            <w:pPr>
-              <w:spacing w:before="40" w:after="40"/>
-              <w:jc w:val="left"/>
-            </w:pPr>
-            <w:r>
-              <w:rPr>
-                <w:rFonts w:ascii="Adani" w:hAnsi="Adani"/>
-                <w:b w:val="0"/>
-                <w:sz w:val="18"/>
-                <w:u w:val="none"/>
-              </w:rPr>
-              <w:t>7</w:t>
+              <w:t>5</w:t>
             </w:r>
           </w:p>
         </w:tc>
@@ -1416,148 +1042,6 @@
                 <w:u w:val="none"/>
               </w:rPr>
               <w:t>14/02/2014</w:t>
-            </w:r>
-          </w:p>
-        </w:tc>
-      </w:tr>
-      <w:tr>
-        <w:tc>
-          <w:tcPr>
-            <w:tcW w:type="dxa" w:w="680"/>
-            <w:shd w:val="clear" w:color="auto" w:fill="FFFFFF"/>
-            <w:tcBorders>
-              <w:top w:val="single" w:sz="4" w:space="0" w:color="000000"/>
-              <w:left w:val="single" w:sz="4" w:space="0" w:color="000000"/>
-              <w:bottom w:val="single" w:sz="4" w:space="0" w:color="000000"/>
-              <w:right w:val="single" w:sz="4" w:space="0" w:color="000000"/>
-            </w:tcBorders>
-            <w:vAlign w:val="center"/>
-          </w:tcPr>
-          <w:p>
-            <w:pPr>
-              <w:spacing w:before="40" w:after="40"/>
-              <w:jc w:val="left"/>
-            </w:pPr>
-            <w:r>
-              <w:rPr>
-                <w:rFonts w:ascii="Adani" w:hAnsi="Adani"/>
-                <w:b w:val="0"/>
-                <w:sz w:val="18"/>
-                <w:u w:val="none"/>
-              </w:rPr>
-              <w:t>8</w:t>
-            </w:r>
-          </w:p>
-        </w:tc>
-        <w:tc>
-          <w:tcPr>
-            <w:tcW w:type="dxa" w:w="3969"/>
-            <w:shd w:val="clear" w:color="auto" w:fill="FFFFFF"/>
-            <w:tcBorders>
-              <w:top w:val="single" w:sz="4" w:space="0" w:color="000000"/>
-              <w:left w:val="single" w:sz="4" w:space="0" w:color="000000"/>
-              <w:bottom w:val="single" w:sz="4" w:space="0" w:color="000000"/>
-              <w:right w:val="single" w:sz="4" w:space="0" w:color="000000"/>
-            </w:tcBorders>
-            <w:vAlign w:val="center"/>
-          </w:tcPr>
-          <w:p>
-            <w:pPr>
-              <w:spacing w:before="40" w:after="40"/>
-              <w:jc w:val="left"/>
-            </w:pPr>
-            <w:r>
-              <w:rPr>
-                <w:rFonts w:ascii="Adani" w:hAnsi="Adani"/>
-                <w:b w:val="0"/>
-                <w:sz w:val="18"/>
-                <w:u w:val="none"/>
-              </w:rPr>
-              <w:t>ADANI POWER LIMITED</w:t>
-            </w:r>
-          </w:p>
-        </w:tc>
-        <w:tc>
-          <w:tcPr>
-            <w:tcW w:type="dxa" w:w="1814"/>
-            <w:shd w:val="clear" w:color="auto" w:fill="FFFFFF"/>
-            <w:tcBorders>
-              <w:top w:val="single" w:sz="4" w:space="0" w:color="000000"/>
-              <w:left w:val="single" w:sz="4" w:space="0" w:color="000000"/>
-              <w:bottom w:val="single" w:sz="4" w:space="0" w:color="000000"/>
-              <w:right w:val="single" w:sz="4" w:space="0" w:color="000000"/>
-            </w:tcBorders>
-            <w:vAlign w:val="center"/>
-          </w:tcPr>
-          <w:p>
-            <w:pPr>
-              <w:spacing w:before="40" w:after="40"/>
-              <w:jc w:val="left"/>
-            </w:pPr>
-            <w:r>
-              <w:rPr>
-                <w:rFonts w:ascii="Adani" w:hAnsi="Adani"/>
-                <w:b w:val="0"/>
-                <w:sz w:val="18"/>
-                <w:u w:val="none"/>
-              </w:rPr>
-              <w:t>Wholetime Director</w:t>
-            </w:r>
-          </w:p>
-        </w:tc>
-        <w:tc>
-          <w:tcPr>
-            <w:tcW w:type="dxa" w:w="1020"/>
-            <w:shd w:val="clear" w:color="auto" w:fill="FFFFFF"/>
-            <w:tcBorders>
-              <w:top w:val="single" w:sz="4" w:space="0" w:color="000000"/>
-              <w:left w:val="single" w:sz="4" w:space="0" w:color="000000"/>
-              <w:bottom w:val="single" w:sz="4" w:space="0" w:color="000000"/>
-              <w:right w:val="single" w:sz="4" w:space="0" w:color="000000"/>
-            </w:tcBorders>
-            <w:vAlign w:val="center"/>
-          </w:tcPr>
-          <w:p>
-            <w:pPr>
-              <w:spacing w:before="40" w:after="40"/>
-              <w:jc w:val="left"/>
-            </w:pPr>
-            <w:r>
-              <w:rPr>
-                <w:rFonts w:ascii="Adani" w:hAnsi="Adani"/>
-                <w:b w:val="0"/>
-                <w:sz w:val="18"/>
-                <w:u w:val="none"/>
-              </w:rPr>
-              <w:t>NIL</w:t>
-            </w:r>
-          </w:p>
-        </w:tc>
-        <w:tc>
-          <w:tcPr>
-            <w:tcW w:type="dxa" w:w="1247"/>
-            <w:shd w:val="clear" w:color="auto" w:fill="FFFFFF"/>
-            <w:tcBorders>
-              <w:top w:val="single" w:sz="4" w:space="0" w:color="000000"/>
-              <w:left w:val="single" w:sz="4" w:space="0" w:color="000000"/>
-              <w:bottom w:val="single" w:sz="4" w:space="0" w:color="000000"/>
-              <w:right w:val="single" w:sz="4" w:space="0" w:color="000000"/>
-            </w:tcBorders>
-            <w:vAlign w:val="center"/>
-          </w:tcPr>
-          <w:p>
-            <w:pPr>
-              <w:spacing w:before="40" w:after="40"/>
-              <w:jc w:val="left"/>
-            </w:pPr>
-            <w:r>
-              <w:rPr>
-                <w:rFonts w:ascii="Adani" w:hAnsi="Adani"/>
-                <w:b w:val="0"/>
-                <w:sz w:val="18"/>
-                <w:u w:val="none"/>
-              </w:rPr>
-              <w:t>14/05/2012</w:t>
             </w:r>
           </w:p>
         </w:tc>
@@ -1794,7 +1278,7 @@
                 <w:sz w:val="18"/>
                 <w:u w:val="none"/>
               </w:rPr>
-              <w:t>Date:   07th May, 2026</w:t>
+              <w:t>Date:   15th May, 2026</w:t>
             </w:r>
           </w:p>
         </w:tc>
@@ -2010,7 +1494,7 @@
           <w:sz w:val="20"/>
           <w:u w:val="none"/>
         </w:rPr>
-        <w:t>NIL</w:t>
+        <w:t>H.U.F in which I am a Member - Vineet Jain HUF</w:t>
       </w:r>
     </w:p>
     <w:p>
@@ -2038,7 +1522,7 @@
           <w:sz w:val="20"/>
           <w:u w:val="none"/>
         </w:rPr>
-        <w:t>NIL</w:t>
+        <w:t>Wife: Mrs. Anky Jain</w:t>
       </w:r>
     </w:p>
     <w:p>
@@ -2060,174 +1544,441 @@
         <w:t>:</w:t>
       </w:r>
     </w:p>
-    <w:p>
-      <w:pPr>
-        <w:pStyle w:val="ListNumber"/>
-        <w:spacing w:before="0" w:after="40"/>
-        <w:ind w:left="720"/>
-      </w:pPr>
-      <w:r>
-        <w:rPr>
-          <w:rFonts w:ascii="Adani" w:hAnsi="Adani"/>
-          <w:b w:val="0"/>
-          <w:sz w:val="20"/>
-          <w:u w:val="none"/>
-        </w:rPr>
-        <w:t>Father</w:t>
-        <w:tab/>
-        <w:tab/>
-        <w:t>:</w:t>
-        <w:tab/>
-        <w:t>NIL</w:t>
-      </w:r>
-    </w:p>
-    <w:p>
-      <w:pPr>
-        <w:pStyle w:val="ListNumber"/>
-        <w:spacing w:before="0" w:after="40"/>
-        <w:ind w:left="720"/>
-      </w:pPr>
-      <w:r>
-        <w:rPr>
-          <w:rFonts w:ascii="Adani" w:hAnsi="Adani"/>
-          <w:b w:val="0"/>
-          <w:sz w:val="20"/>
-          <w:u w:val="none"/>
-        </w:rPr>
-        <w:t>Mother</w:t>
-        <w:tab/>
-        <w:tab/>
-        <w:t>:</w:t>
-        <w:tab/>
-        <w:t>NIL</w:t>
-      </w:r>
-    </w:p>
-    <w:p>
-      <w:pPr>
-        <w:pStyle w:val="ListNumber"/>
-        <w:spacing w:before="0" w:after="40"/>
-        <w:ind w:left="720"/>
-      </w:pPr>
-      <w:r>
-        <w:rPr>
-          <w:rFonts w:ascii="Adani" w:hAnsi="Adani"/>
-          <w:b w:val="0"/>
-          <w:sz w:val="20"/>
-          <w:u w:val="none"/>
-        </w:rPr>
-        <w:t>Son</w:t>
-        <w:tab/>
-        <w:tab/>
-        <w:t>:</w:t>
-        <w:tab/>
-        <w:t>NIL</w:t>
-      </w:r>
-    </w:p>
-    <w:p>
-      <w:pPr>
-        <w:pStyle w:val="ListNumber"/>
-        <w:spacing w:before="0" w:after="40"/>
-        <w:ind w:left="720"/>
-      </w:pPr>
-      <w:r>
-        <w:rPr>
-          <w:rFonts w:ascii="Adani" w:hAnsi="Adani"/>
-          <w:b w:val="0"/>
-          <w:sz w:val="20"/>
-          <w:u w:val="none"/>
-        </w:rPr>
-        <w:t>Son's Wife</w:t>
-        <w:tab/>
-        <w:tab/>
-        <w:t>:</w:t>
-        <w:tab/>
-        <w:t>NIL</w:t>
-      </w:r>
-    </w:p>
-    <w:p>
-      <w:pPr>
-        <w:pStyle w:val="ListNumber"/>
-        <w:spacing w:before="0" w:after="40"/>
-        <w:ind w:left="720"/>
-      </w:pPr>
-      <w:r>
-        <w:rPr>
-          <w:rFonts w:ascii="Adani" w:hAnsi="Adani"/>
-          <w:b w:val="0"/>
-          <w:sz w:val="20"/>
-          <w:u w:val="none"/>
-        </w:rPr>
-        <w:t>Daughter</w:t>
-        <w:tab/>
-        <w:tab/>
-        <w:t>:</w:t>
-        <w:tab/>
-        <w:t>NIL</w:t>
-      </w:r>
-    </w:p>
-    <w:p>
-      <w:pPr>
-        <w:pStyle w:val="ListNumber"/>
-        <w:spacing w:before="0" w:after="40"/>
-        <w:ind w:left="720"/>
-      </w:pPr>
-      <w:r>
-        <w:rPr>
-          <w:rFonts w:ascii="Adani" w:hAnsi="Adani"/>
-          <w:b w:val="0"/>
-          <w:sz w:val="20"/>
-          <w:u w:val="none"/>
-        </w:rPr>
-        <w:t>Daughter's Husband</w:t>
-        <w:tab/>
-        <w:tab/>
-        <w:t>:</w:t>
-        <w:tab/>
-        <w:t>NIL</w:t>
-      </w:r>
-    </w:p>
-    <w:p>
-      <w:pPr>
-        <w:pStyle w:val="ListNumber"/>
-        <w:spacing w:before="0" w:after="40"/>
-        <w:ind w:left="720"/>
-      </w:pPr>
-      <w:r>
-        <w:rPr>
-          <w:rFonts w:ascii="Adani" w:hAnsi="Adani"/>
-          <w:b w:val="0"/>
-          <w:sz w:val="20"/>
-          <w:u w:val="none"/>
-        </w:rPr>
-        <w:t>Brother</w:t>
-        <w:tab/>
-        <w:tab/>
-        <w:t>:</w:t>
-        <w:tab/>
-        <w:t>NIL</w:t>
-      </w:r>
-    </w:p>
-    <w:p>
-      <w:pPr>
-        <w:pStyle w:val="ListNumber"/>
-        <w:spacing w:before="0" w:after="40"/>
-        <w:ind w:left="720"/>
-      </w:pPr>
-      <w:r>
-        <w:rPr>
-          <w:rFonts w:ascii="Adani" w:hAnsi="Adani"/>
-          <w:b w:val="0"/>
-          <w:sz w:val="20"/>
-          <w:u w:val="none"/>
-        </w:rPr>
-        <w:t>Sister</w:t>
-        <w:tab/>
-        <w:tab/>
-        <w:t>:</w:t>
-        <w:tab/>
-        <w:t>NIL</w:t>
-      </w:r>
-    </w:p>
+    <w:tbl>
+      <w:tblPr>
+        <w:tblW w:type="auto" w:w="0"/>
+        <w:jc w:val="left"/>
+        <w:tblLook w:firstColumn="1" w:firstRow="1" w:lastColumn="0" w:lastRow="0" w:noHBand="0" w:noVBand="1" w:val="04A0"/>
+      </w:tblPr>
+      <w:tblGrid>
+        <w:gridCol w:w="4536"/>
+        <w:gridCol w:w="4536"/>
+      </w:tblGrid>
+      <w:tr>
+        <w:tc>
+          <w:tcPr>
+            <w:tcW w:type="dxa" w:w="4536"/>
+            <w:tcBorders>
+              <w:top w:val="none"/>
+              <w:bottom w:val="none"/>
+              <w:left w:val="none"/>
+              <w:right w:val="none"/>
+            </w:tcBorders>
+          </w:tcPr>
+          <w:p>
+            <w:pPr>
+              <w:ind w:left="720"/>
+            </w:pPr>
+            <w:r>
+              <w:rPr>
+                <w:rFonts w:ascii="Adani" w:hAnsi="Adani"/>
+                <w:b w:val="0"/>
+                <w:sz w:val="20"/>
+                <w:u w:val="none"/>
+              </w:rPr>
+              <w:t>1.</w:t>
+              <w:tab/>
+              <w:t>Father</w:t>
+              <w:tab/>
+              <w:t>:</w:t>
+            </w:r>
+          </w:p>
+        </w:tc>
+        <w:tc>
+          <w:tcPr>
+            <w:tcW w:type="dxa" w:w="4536"/>
+            <w:tcBorders>
+              <w:top w:val="none"/>
+              <w:bottom w:val="none"/>
+              <w:left w:val="none"/>
+              <w:right w:val="none"/>
+            </w:tcBorders>
+          </w:tcPr>
+          <w:p>
+            <w:r>
+              <w:rPr>
+                <w:rFonts w:ascii="Adani" w:hAnsi="Adani"/>
+                <w:b w:val="0"/>
+                <w:sz w:val="20"/>
+                <w:u w:val="none"/>
+              </w:rPr>
+              <w:t>Mr. Suresh Chand Jain</w:t>
+            </w:r>
+          </w:p>
+        </w:tc>
+      </w:tr>
+      <w:tr>
+        <w:tc>
+          <w:tcPr>
+            <w:tcW w:type="dxa" w:w="4536"/>
+            <w:tcBorders>
+              <w:top w:val="none"/>
+              <w:bottom w:val="none"/>
+              <w:left w:val="none"/>
+              <w:right w:val="none"/>
+            </w:tcBorders>
+          </w:tcPr>
+          <w:p>
+            <w:pPr>
+              <w:ind w:left="720"/>
+            </w:pPr>
+            <w:r>
+              <w:rPr>
+                <w:rFonts w:ascii="Adani" w:hAnsi="Adani"/>
+                <w:b w:val="0"/>
+                <w:sz w:val="20"/>
+                <w:u w:val="none"/>
+              </w:rPr>
+              <w:t>2.</w:t>
+              <w:tab/>
+              <w:t>Mother</w:t>
+              <w:tab/>
+              <w:t>:</w:t>
+            </w:r>
+          </w:p>
+        </w:tc>
+        <w:tc>
+          <w:tcPr>
+            <w:tcW w:type="dxa" w:w="4536"/>
+            <w:tcBorders>
+              <w:top w:val="none"/>
+              <w:bottom w:val="none"/>
+              <w:left w:val="none"/>
+              <w:right w:val="none"/>
+            </w:tcBorders>
+          </w:tcPr>
+          <w:p>
+            <w:r>
+              <w:rPr>
+                <w:rFonts w:ascii="Adani" w:hAnsi="Adani"/>
+                <w:b w:val="0"/>
+                <w:sz w:val="20"/>
+                <w:u w:val="none"/>
+              </w:rPr>
+              <w:t>Mrs. Santosh Jain</w:t>
+            </w:r>
+          </w:p>
+        </w:tc>
+      </w:tr>
+      <w:tr>
+        <w:tc>
+          <w:tcPr>
+            <w:tcW w:type="dxa" w:w="4536"/>
+            <w:tcBorders>
+              <w:top w:val="none"/>
+              <w:bottom w:val="none"/>
+              <w:left w:val="none"/>
+              <w:right w:val="none"/>
+            </w:tcBorders>
+          </w:tcPr>
+          <w:p>
+            <w:pPr>
+              <w:ind w:left="720"/>
+            </w:pPr>
+            <w:r>
+              <w:rPr>
+                <w:rFonts w:ascii="Adani" w:hAnsi="Adani"/>
+                <w:b w:val="0"/>
+                <w:sz w:val="20"/>
+                <w:u w:val="none"/>
+              </w:rPr>
+              <w:t>3.</w:t>
+              <w:tab/>
+              <w:t>Son</w:t>
+              <w:tab/>
+              <w:t>:</w:t>
+            </w:r>
+          </w:p>
+        </w:tc>
+        <w:tc>
+          <w:tcPr>
+            <w:tcW w:type="dxa" w:w="4536"/>
+            <w:tcBorders>
+              <w:top w:val="none"/>
+              <w:bottom w:val="none"/>
+              <w:left w:val="none"/>
+              <w:right w:val="none"/>
+            </w:tcBorders>
+          </w:tcPr>
+          <w:p>
+            <w:r>
+              <w:rPr>
+                <w:rFonts w:ascii="Adani" w:hAnsi="Adani"/>
+                <w:b w:val="0"/>
+                <w:sz w:val="20"/>
+                <w:u w:val="none"/>
+              </w:rPr>
+              <w:t>Yash Jain</w:t>
+            </w:r>
+          </w:p>
+        </w:tc>
+      </w:tr>
+      <w:tr>
+        <w:tc>
+          <w:tcPr>
+            <w:tcW w:type="dxa" w:w="4536"/>
+            <w:tcBorders>
+              <w:top w:val="none"/>
+              <w:bottom w:val="none"/>
+              <w:left w:val="none"/>
+              <w:right w:val="none"/>
+            </w:tcBorders>
+          </w:tcPr>
+          <w:p>
+            <w:pPr>
+              <w:ind w:left="720"/>
+            </w:pPr>
+            <w:r>
+              <w:rPr>
+                <w:rFonts w:ascii="Adani" w:hAnsi="Adani"/>
+                <w:b w:val="0"/>
+                <w:sz w:val="20"/>
+                <w:u w:val="none"/>
+              </w:rPr>
+              <w:t>4.</w:t>
+              <w:tab/>
+              <w:t>Son's Wife</w:t>
+              <w:tab/>
+              <w:t>:</w:t>
+            </w:r>
+          </w:p>
+        </w:tc>
+        <w:tc>
+          <w:tcPr>
+            <w:tcW w:type="dxa" w:w="4536"/>
+            <w:tcBorders>
+              <w:top w:val="none"/>
+              <w:bottom w:val="none"/>
+              <w:left w:val="none"/>
+              <w:right w:val="none"/>
+            </w:tcBorders>
+          </w:tcPr>
+          <w:p>
+            <w:r>
+              <w:rPr>
+                <w:rFonts w:ascii="Adani" w:hAnsi="Adani"/>
+                <w:b w:val="0"/>
+                <w:sz w:val="20"/>
+                <w:u w:val="none"/>
+              </w:rPr>
+              <w:t>NIL</w:t>
+            </w:r>
+          </w:p>
+        </w:tc>
+      </w:tr>
+      <w:tr>
+        <w:tc>
+          <w:tcPr>
+            <w:tcW w:type="dxa" w:w="4536"/>
+            <w:tcBorders>
+              <w:top w:val="none"/>
+              <w:bottom w:val="none"/>
+              <w:left w:val="none"/>
+              <w:right w:val="none"/>
+            </w:tcBorders>
+          </w:tcPr>
+          <w:p>
+            <w:pPr>
+              <w:ind w:left="720"/>
+            </w:pPr>
+            <w:r>
+              <w:rPr>
+                <w:rFonts w:ascii="Adani" w:hAnsi="Adani"/>
+                <w:b w:val="0"/>
+                <w:sz w:val="20"/>
+                <w:u w:val="none"/>
+              </w:rPr>
+              <w:t>5.</w:t>
+              <w:tab/>
+              <w:t>Daughter</w:t>
+              <w:tab/>
+              <w:t>:</w:t>
+            </w:r>
+          </w:p>
+        </w:tc>
+        <w:tc>
+          <w:tcPr>
+            <w:tcW w:type="dxa" w:w="4536"/>
+            <w:tcBorders>
+              <w:top w:val="none"/>
+              <w:bottom w:val="none"/>
+              <w:left w:val="none"/>
+              <w:right w:val="none"/>
+            </w:tcBorders>
+          </w:tcPr>
+          <w:p>
+            <w:r>
+              <w:rPr>
+                <w:rFonts w:ascii="Adani" w:hAnsi="Adani"/>
+                <w:b w:val="0"/>
+                <w:sz w:val="20"/>
+                <w:u w:val="none"/>
+              </w:rPr>
+              <w:t>Ishika Jain</w:t>
+            </w:r>
+          </w:p>
+        </w:tc>
+      </w:tr>
+      <w:tr>
+        <w:tc>
+          <w:tcPr>
+            <w:tcW w:type="dxa" w:w="4536"/>
+            <w:tcBorders>
+              <w:top w:val="none"/>
+              <w:bottom w:val="none"/>
+              <w:left w:val="none"/>
+              <w:right w:val="none"/>
+            </w:tcBorders>
+          </w:tcPr>
+          <w:p>
+            <w:pPr>
+              <w:ind w:left="720"/>
+            </w:pPr>
+            <w:r>
+              <w:rPr>
+                <w:rFonts w:ascii="Adani" w:hAnsi="Adani"/>
+                <w:b w:val="0"/>
+                <w:sz w:val="20"/>
+                <w:u w:val="none"/>
+              </w:rPr>
+              <w:t>6.</w:t>
+              <w:tab/>
+              <w:t>Daughter's Husband</w:t>
+              <w:tab/>
+              <w:t>:</w:t>
+            </w:r>
+          </w:p>
+        </w:tc>
+        <w:tc>
+          <w:tcPr>
+            <w:tcW w:type="dxa" w:w="4536"/>
+            <w:tcBorders>
+              <w:top w:val="none"/>
+              <w:bottom w:val="none"/>
+              <w:left w:val="none"/>
+              <w:right w:val="none"/>
+            </w:tcBorders>
+          </w:tcPr>
+          <w:p>
+            <w:r>
+              <w:rPr>
+                <w:rFonts w:ascii="Adani" w:hAnsi="Adani"/>
+                <w:b w:val="0"/>
+                <w:sz w:val="20"/>
+                <w:u w:val="none"/>
+              </w:rPr>
+              <w:t>NIL</w:t>
+            </w:r>
+          </w:p>
+        </w:tc>
+      </w:tr>
+      <w:tr>
+        <w:tc>
+          <w:tcPr>
+            <w:tcW w:type="dxa" w:w="4536"/>
+            <w:tcBorders>
+              <w:top w:val="none"/>
+              <w:bottom w:val="none"/>
+              <w:left w:val="none"/>
+              <w:right w:val="none"/>
+            </w:tcBorders>
+          </w:tcPr>
+          <w:p>
+            <w:pPr>
+              <w:ind w:left="720"/>
+            </w:pPr>
+            <w:r>
+              <w:rPr>
+                <w:rFonts w:ascii="Adani" w:hAnsi="Adani"/>
+                <w:b w:val="0"/>
+                <w:sz w:val="20"/>
+                <w:u w:val="none"/>
+              </w:rPr>
+              <w:t>7.</w:t>
+              <w:tab/>
+              <w:t>Brother</w:t>
+              <w:tab/>
+              <w:t>:</w:t>
+            </w:r>
+          </w:p>
+        </w:tc>
+        <w:tc>
+          <w:tcPr>
+            <w:tcW w:type="dxa" w:w="4536"/>
+            <w:tcBorders>
+              <w:top w:val="none"/>
+              <w:bottom w:val="none"/>
+              <w:left w:val="none"/>
+              <w:right w:val="none"/>
+            </w:tcBorders>
+          </w:tcPr>
+          <w:p>
+            <w:r>
+              <w:rPr>
+                <w:rFonts w:ascii="Adani" w:hAnsi="Adani"/>
+                <w:b w:val="0"/>
+                <w:sz w:val="20"/>
+                <w:u w:val="none"/>
+              </w:rPr>
+              <w:t>Mr. Pankaj Kumar Jain</w:t>
+            </w:r>
+          </w:p>
+        </w:tc>
+      </w:tr>
+      <w:tr>
+        <w:tc>
+          <w:tcPr>
+            <w:tcW w:type="dxa" w:w="4536"/>
+            <w:tcBorders>
+              <w:top w:val="none"/>
+              <w:bottom w:val="none"/>
+              <w:left w:val="none"/>
+              <w:right w:val="none"/>
+            </w:tcBorders>
+          </w:tcPr>
+          <w:p>
+            <w:pPr>
+              <w:ind w:left="720"/>
+            </w:pPr>
+            <w:r>
+              <w:rPr>
+                <w:rFonts w:ascii="Adani" w:hAnsi="Adani"/>
+                <w:b w:val="0"/>
+                <w:sz w:val="20"/>
+                <w:u w:val="none"/>
+              </w:rPr>
+              <w:t>8.</w:t>
+              <w:tab/>
+              <w:t>Sister</w:t>
+              <w:tab/>
+              <w:t>:</w:t>
+            </w:r>
+          </w:p>
+        </w:tc>
+        <w:tc>
+          <w:tcPr>
+            <w:tcW w:type="dxa" w:w="4536"/>
+            <w:tcBorders>
+              <w:top w:val="none"/>
+              <w:bottom w:val="none"/>
+              <w:left w:val="none"/>
+              <w:right w:val="none"/>
+            </w:tcBorders>
+          </w:tcPr>
+          <w:p>
+            <w:r>
+              <w:rPr>
+                <w:rFonts w:ascii="Adani" w:hAnsi="Adani"/>
+                <w:b w:val="0"/>
+                <w:sz w:val="20"/>
+                <w:u w:val="none"/>
+              </w:rPr>
+              <w:t>Ms. Rachna Jain</w:t>
+            </w:r>
+          </w:p>
+        </w:tc>
+      </w:tr>
+    </w:tbl>
     <w:p/>
     <w:p>
       <w:pPr>
@@ -2564,7 +2315,7 @@
                 <w:sz w:val="18"/>
                 <w:u w:val="none"/>
               </w:rPr>
-              <w:t>Date:   07th May, 2026</w:t>
+              <w:t>Date:   15th May, 2026</w:t>
             </w:r>
           </w:p>
         </w:tc>
@@ -2725,7 +2476,7 @@
           <w:sz w:val="20"/>
           <w:u w:val="none"/>
         </w:rPr>
-        <w:t>07th May, 2026</w:t>
+        <w:t>15th May, 2026</w:t>
       </w:r>
     </w:p>
     <w:p>
@@ -2800,21 +2551,6 @@
           <w:sz w:val="20"/>
           <w:u w:val="none"/>
         </w:rPr>
-        <w:t>ADANI GREEN ENERGY TWENTY THREE LIMITED</w:t>
-      </w:r>
-    </w:p>
-    <w:p>
-      <w:pPr>
-        <w:spacing w:before="0" w:after="20"/>
-        <w:jc w:val="left"/>
-      </w:pPr>
-      <w:r>
-        <w:rPr>
-          <w:rFonts w:ascii="Adani" w:hAnsi="Adani"/>
-          <w:b/>
-          <w:sz w:val="20"/>
-          <w:u w:val="none"/>
-        </w:rPr>
         <w:t>ADANI GREEN ENERGY LIMITED</w:t>
       </w:r>
     </w:p>
@@ -2830,37 +2566,7 @@
           <w:sz w:val="20"/>
           <w:u w:val="none"/>
         </w:rPr>
-        <w:t>ADANI INFRASTRUCTURE MANAGEMENT SERVICES LIMITED</w:t>
-      </w:r>
-    </w:p>
-    <w:p>
-      <w:pPr>
-        <w:spacing w:before="0" w:after="20"/>
-        <w:jc w:val="left"/>
-      </w:pPr>
-      <w:r>
-        <w:rPr>
-          <w:rFonts w:ascii="Adani" w:hAnsi="Adani"/>
-          <w:b/>
-          <w:sz w:val="20"/>
-          <w:u w:val="none"/>
-        </w:rPr>
         <w:t>MUNDRA SYNENERGY LIMITED</w:t>
-      </w:r>
-    </w:p>
-    <w:p>
-      <w:pPr>
-        <w:spacing w:before="0" w:after="20"/>
-        <w:jc w:val="left"/>
-      </w:pPr>
-      <w:r>
-        <w:rPr>
-          <w:rFonts w:ascii="Adani" w:hAnsi="Adani"/>
-          <w:b/>
-          <w:sz w:val="20"/>
-          <w:u w:val="none"/>
-        </w:rPr>
-        <w:t>ADANI POWER LIMITED</w:t>
       </w:r>
     </w:p>
     <w:p/>
@@ -2951,21 +2657,6 @@
           <w:sz w:val="20"/>
           <w:u w:val="none"/>
         </w:rPr>
-        <w:t>ADANI GREEN ENERGY TWENTY THREE LIMITED</w:t>
-      </w:r>
-    </w:p>
-    <w:p>
-      <w:pPr>
-        <w:spacing w:before="0" w:after="20"/>
-        <w:jc w:val="left"/>
-      </w:pPr>
-      <w:r>
-        <w:rPr>
-          <w:rFonts w:ascii="Adani" w:hAnsi="Adani"/>
-          <w:b w:val="0"/>
-          <w:sz w:val="20"/>
-          <w:u w:val="none"/>
-        </w:rPr>
         <w:t>ADANI GREEN ENERGY LIMITED</w:t>
       </w:r>
     </w:p>
@@ -2981,37 +2672,7 @@
           <w:sz w:val="20"/>
           <w:u w:val="none"/>
         </w:rPr>
-        <w:t>ADANI INFRASTRUCTURE MANAGEMENT SERVICES LIMITED</w:t>
-      </w:r>
-    </w:p>
-    <w:p>
-      <w:pPr>
-        <w:spacing w:before="0" w:after="20"/>
-        <w:jc w:val="left"/>
-      </w:pPr>
-      <w:r>
-        <w:rPr>
-          <w:rFonts w:ascii="Adani" w:hAnsi="Adani"/>
-          <w:b w:val="0"/>
-          <w:sz w:val="20"/>
-          <w:u w:val="none"/>
-        </w:rPr>
         <w:t>MUNDRA SYNENERGY LIMITED</w:t>
-      </w:r>
-    </w:p>
-    <w:p>
-      <w:pPr>
-        <w:spacing w:before="0" w:after="20"/>
-        <w:jc w:val="left"/>
-      </w:pPr>
-      <w:r>
-        <w:rPr>
-          <w:rFonts w:ascii="Adani" w:hAnsi="Adani"/>
-          <w:b w:val="0"/>
-          <w:sz w:val="20"/>
-          <w:u w:val="none"/>
-        </w:rPr>
-        <w:t>ADANI POWER LIMITED</w:t>
       </w:r>
     </w:p>
     <w:p/>
@@ -3837,7 +3498,7 @@
                 <w:sz w:val="18"/>
                 <w:u w:val="none"/>
               </w:rPr>
-              <w:t>8</w:t>
+              <w:t>5</w:t>
             </w:r>
           </w:p>
         </w:tc>
@@ -4352,120 +4013,6 @@
                 <w:sz w:val="18"/>
                 <w:u w:val="none"/>
               </w:rPr>
-              <w:t>U40108GJ2020PLC111950</w:t>
-            </w:r>
-          </w:p>
-        </w:tc>
-        <w:tc>
-          <w:tcPr>
-            <w:tcW w:type="dxa" w:w="4252"/>
-            <w:shd w:val="clear" w:color="auto" w:fill="FFFFFF"/>
-            <w:tcBorders>
-              <w:top w:val="single" w:sz="4" w:space="0" w:color="000000"/>
-              <w:left w:val="single" w:sz="4" w:space="0" w:color="000000"/>
-              <w:bottom w:val="single" w:sz="4" w:space="0" w:color="000000"/>
-              <w:right w:val="single" w:sz="4" w:space="0" w:color="000000"/>
-            </w:tcBorders>
-            <w:vAlign w:val="center"/>
-          </w:tcPr>
-          <w:p>
-            <w:pPr>
-              <w:spacing w:before="40" w:after="40"/>
-              <w:jc w:val="left"/>
-            </w:pPr>
-            <w:r>
-              <w:rPr>
-                <w:rFonts w:ascii="Adani" w:hAnsi="Adani"/>
-                <w:b w:val="0"/>
-                <w:sz w:val="18"/>
-                <w:u w:val="none"/>
-              </w:rPr>
-              <w:t>ADANI GREEN ENERGY TWENTY THREE LIMITED</w:t>
-            </w:r>
-          </w:p>
-        </w:tc>
-        <w:tc>
-          <w:tcPr>
-            <w:tcW w:type="dxa" w:w="1587"/>
-            <w:shd w:val="clear" w:color="auto" w:fill="FFFFFF"/>
-            <w:tcBorders>
-              <w:top w:val="single" w:sz="4" w:space="0" w:color="000000"/>
-              <w:left w:val="single" w:sz="4" w:space="0" w:color="000000"/>
-              <w:bottom w:val="single" w:sz="4" w:space="0" w:color="000000"/>
-              <w:right w:val="single" w:sz="4" w:space="0" w:color="000000"/>
-            </w:tcBorders>
-            <w:vAlign w:val="center"/>
-          </w:tcPr>
-          <w:p>
-            <w:pPr>
-              <w:spacing w:before="40" w:after="40"/>
-              <w:jc w:val="left"/>
-            </w:pPr>
-            <w:r>
-              <w:rPr>
-                <w:rFonts w:ascii="Adani" w:hAnsi="Adani"/>
-                <w:b w:val="0"/>
-                <w:sz w:val="18"/>
-                <w:u w:val="none"/>
-              </w:rPr>
-              <w:t>Director</w:t>
-            </w:r>
-          </w:p>
-        </w:tc>
-        <w:tc>
-          <w:tcPr>
-            <w:tcW w:type="dxa" w:w="1304"/>
-            <w:shd w:val="clear" w:color="auto" w:fill="FFFFFF"/>
-            <w:tcBorders>
-              <w:top w:val="single" w:sz="4" w:space="0" w:color="000000"/>
-              <w:left w:val="single" w:sz="4" w:space="0" w:color="000000"/>
-              <w:bottom w:val="single" w:sz="4" w:space="0" w:color="000000"/>
-              <w:right w:val="single" w:sz="4" w:space="0" w:color="000000"/>
-            </w:tcBorders>
-            <w:vAlign w:val="center"/>
-          </w:tcPr>
-          <w:p>
-            <w:pPr>
-              <w:spacing w:before="40" w:after="40"/>
-              <w:jc w:val="left"/>
-            </w:pPr>
-            <w:r>
-              <w:rPr>
-                <w:rFonts w:ascii="Adani" w:hAnsi="Adani"/>
-                <w:b w:val="0"/>
-                <w:sz w:val="18"/>
-                <w:u w:val="none"/>
-              </w:rPr>
-              <w:t>02/10/2020</w:t>
-            </w:r>
-          </w:p>
-        </w:tc>
-      </w:tr>
-      <w:tr>
-        <w:tc>
-          <w:tcPr>
-            <w:tcW w:type="dxa" w:w="2268"/>
-            <w:shd w:val="clear" w:color="auto" w:fill="FFFFFF"/>
-            <w:tcBorders>
-              <w:top w:val="single" w:sz="4" w:space="0" w:color="000000"/>
-              <w:left w:val="single" w:sz="4" w:space="0" w:color="000000"/>
-              <w:bottom w:val="single" w:sz="4" w:space="0" w:color="000000"/>
-              <w:right w:val="single" w:sz="4" w:space="0" w:color="000000"/>
-            </w:tcBorders>
-            <w:vAlign w:val="center"/>
-          </w:tcPr>
-          <w:p>
-            <w:pPr>
-              <w:spacing w:before="40" w:after="40"/>
-              <w:jc w:val="left"/>
-            </w:pPr>
-            <w:r>
-              <w:rPr>
-                <w:rFonts w:ascii="Adani" w:hAnsi="Adani"/>
-                <w:b w:val="0"/>
-                <w:sz w:val="18"/>
-                <w:u w:val="none"/>
-              </w:rPr>
               <w:t>L40106GJ2015PLC082007</w:t>
             </w:r>
           </w:p>
@@ -4580,120 +4127,6 @@
                 <w:sz w:val="18"/>
                 <w:u w:val="none"/>
               </w:rPr>
-              <w:t>U74999GJ2017PLC097813</w:t>
-            </w:r>
-          </w:p>
-        </w:tc>
-        <w:tc>
-          <w:tcPr>
-            <w:tcW w:type="dxa" w:w="4252"/>
-            <w:shd w:val="clear" w:color="auto" w:fill="FFFFFF"/>
-            <w:tcBorders>
-              <w:top w:val="single" w:sz="4" w:space="0" w:color="000000"/>
-              <w:left w:val="single" w:sz="4" w:space="0" w:color="000000"/>
-              <w:bottom w:val="single" w:sz="4" w:space="0" w:color="000000"/>
-              <w:right w:val="single" w:sz="4" w:space="0" w:color="000000"/>
-            </w:tcBorders>
-            <w:vAlign w:val="center"/>
-          </w:tcPr>
-          <w:p>
-            <w:pPr>
-              <w:spacing w:before="40" w:after="40"/>
-              <w:jc w:val="left"/>
-            </w:pPr>
-            <w:r>
-              <w:rPr>
-                <w:rFonts w:ascii="Adani" w:hAnsi="Adani"/>
-                <w:b w:val="0"/>
-                <w:sz w:val="18"/>
-                <w:u w:val="none"/>
-              </w:rPr>
-              <w:t>ADANI INFRASTRUCTURE MANAGEMENT SERVICES LIMITED</w:t>
-            </w:r>
-          </w:p>
-        </w:tc>
-        <w:tc>
-          <w:tcPr>
-            <w:tcW w:type="dxa" w:w="1587"/>
-            <w:shd w:val="clear" w:color="auto" w:fill="FFFFFF"/>
-            <w:tcBorders>
-              <w:top w:val="single" w:sz="4" w:space="0" w:color="000000"/>
-              <w:left w:val="single" w:sz="4" w:space="0" w:color="000000"/>
-              <w:bottom w:val="single" w:sz="4" w:space="0" w:color="000000"/>
-              <w:right w:val="single" w:sz="4" w:space="0" w:color="000000"/>
-            </w:tcBorders>
-            <w:vAlign w:val="center"/>
-          </w:tcPr>
-          <w:p>
-            <w:pPr>
-              <w:spacing w:before="40" w:after="40"/>
-              <w:jc w:val="left"/>
-            </w:pPr>
-            <w:r>
-              <w:rPr>
-                <w:rFonts w:ascii="Adani" w:hAnsi="Adani"/>
-                <w:b w:val="0"/>
-                <w:sz w:val="18"/>
-                <w:u w:val="none"/>
-              </w:rPr>
-              <w:t>Director</w:t>
-            </w:r>
-          </w:p>
-        </w:tc>
-        <w:tc>
-          <w:tcPr>
-            <w:tcW w:type="dxa" w:w="1304"/>
-            <w:shd w:val="clear" w:color="auto" w:fill="FFFFFF"/>
-            <w:tcBorders>
-              <w:top w:val="single" w:sz="4" w:space="0" w:color="000000"/>
-              <w:left w:val="single" w:sz="4" w:space="0" w:color="000000"/>
-              <w:bottom w:val="single" w:sz="4" w:space="0" w:color="000000"/>
-              <w:right w:val="single" w:sz="4" w:space="0" w:color="000000"/>
-            </w:tcBorders>
-            <w:vAlign w:val="center"/>
-          </w:tcPr>
-          <w:p>
-            <w:pPr>
-              <w:spacing w:before="40" w:after="40"/>
-              <w:jc w:val="left"/>
-            </w:pPr>
-            <w:r>
-              <w:rPr>
-                <w:rFonts w:ascii="Adani" w:hAnsi="Adani"/>
-                <w:b w:val="0"/>
-                <w:sz w:val="18"/>
-                <w:u w:val="none"/>
-              </w:rPr>
-              <w:t>09/06/2017</w:t>
-            </w:r>
-          </w:p>
-        </w:tc>
-      </w:tr>
-      <w:tr>
-        <w:tc>
-          <w:tcPr>
-            <w:tcW w:type="dxa" w:w="2268"/>
-            <w:shd w:val="clear" w:color="auto" w:fill="FFFFFF"/>
-            <w:tcBorders>
-              <w:top w:val="single" w:sz="4" w:space="0" w:color="000000"/>
-              <w:left w:val="single" w:sz="4" w:space="0" w:color="000000"/>
-              <w:bottom w:val="single" w:sz="4" w:space="0" w:color="000000"/>
-              <w:right w:val="single" w:sz="4" w:space="0" w:color="000000"/>
-            </w:tcBorders>
-            <w:vAlign w:val="center"/>
-          </w:tcPr>
-          <w:p>
-            <w:pPr>
-              <w:spacing w:before="40" w:after="40"/>
-              <w:jc w:val="left"/>
-            </w:pPr>
-            <w:r>
-              <w:rPr>
-                <w:rFonts w:ascii="Adani" w:hAnsi="Adani"/>
-                <w:b w:val="0"/>
-                <w:sz w:val="18"/>
-                <w:u w:val="none"/>
-              </w:rPr>
               <w:t>U40106GJ2014PLC078744</w:t>
             </w:r>
           </w:p>
@@ -4779,120 +4212,6 @@
                 <w:u w:val="none"/>
               </w:rPr>
               <w:t>14/02/2014</w:t>
-            </w:r>
-          </w:p>
-        </w:tc>
-      </w:tr>
-      <w:tr>
-        <w:tc>
-          <w:tcPr>
-            <w:tcW w:type="dxa" w:w="2268"/>
-            <w:shd w:val="clear" w:color="auto" w:fill="FFFFFF"/>
-            <w:tcBorders>
-              <w:top w:val="single" w:sz="4" w:space="0" w:color="000000"/>
-              <w:left w:val="single" w:sz="4" w:space="0" w:color="000000"/>
-              <w:bottom w:val="single" w:sz="4" w:space="0" w:color="000000"/>
-              <w:right w:val="single" w:sz="4" w:space="0" w:color="000000"/>
-            </w:tcBorders>
-            <w:vAlign w:val="center"/>
-          </w:tcPr>
-          <w:p>
-            <w:pPr>
-              <w:spacing w:before="40" w:after="40"/>
-              <w:jc w:val="left"/>
-            </w:pPr>
-            <w:r>
-              <w:rPr>
-                <w:rFonts w:ascii="Adani" w:hAnsi="Adani"/>
-                <w:b w:val="0"/>
-                <w:sz w:val="18"/>
-                <w:u w:val="none"/>
-              </w:rPr>
-              <w:t>L40100GJ1996PLC030533</w:t>
-            </w:r>
-          </w:p>
-        </w:tc>
-        <w:tc>
-          <w:tcPr>
-            <w:tcW w:type="dxa" w:w="4252"/>
-            <w:shd w:val="clear" w:color="auto" w:fill="FFFFFF"/>
-            <w:tcBorders>
-              <w:top w:val="single" w:sz="4" w:space="0" w:color="000000"/>
-              <w:left w:val="single" w:sz="4" w:space="0" w:color="000000"/>
-              <w:bottom w:val="single" w:sz="4" w:space="0" w:color="000000"/>
-              <w:right w:val="single" w:sz="4" w:space="0" w:color="000000"/>
-            </w:tcBorders>
-            <w:vAlign w:val="center"/>
-          </w:tcPr>
-          <w:p>
-            <w:pPr>
-              <w:spacing w:before="40" w:after="40"/>
-              <w:jc w:val="left"/>
-            </w:pPr>
-            <w:r>
-              <w:rPr>
-                <w:rFonts w:ascii="Adani" w:hAnsi="Adani"/>
-                <w:b w:val="0"/>
-                <w:sz w:val="18"/>
-                <w:u w:val="none"/>
-              </w:rPr>
-              <w:t>ADANI POWER LIMITED</w:t>
-            </w:r>
-          </w:p>
-        </w:tc>
-        <w:tc>
-          <w:tcPr>
-            <w:tcW w:type="dxa" w:w="1587"/>
-            <w:shd w:val="clear" w:color="auto" w:fill="FFFFFF"/>
-            <w:tcBorders>
-              <w:top w:val="single" w:sz="4" w:space="0" w:color="000000"/>
-              <w:left w:val="single" w:sz="4" w:space="0" w:color="000000"/>
-              <w:bottom w:val="single" w:sz="4" w:space="0" w:color="000000"/>
-              <w:right w:val="single" w:sz="4" w:space="0" w:color="000000"/>
-            </w:tcBorders>
-            <w:vAlign w:val="center"/>
-          </w:tcPr>
-          <w:p>
-            <w:pPr>
-              <w:spacing w:before="40" w:after="40"/>
-              <w:jc w:val="left"/>
-            </w:pPr>
-            <w:r>
-              <w:rPr>
-                <w:rFonts w:ascii="Adani" w:hAnsi="Adani"/>
-                <w:b w:val="0"/>
-                <w:sz w:val="18"/>
-                <w:u w:val="none"/>
-              </w:rPr>
-              <w:t>Wholetime Director</w:t>
-            </w:r>
-          </w:p>
-        </w:tc>
-        <w:tc>
-          <w:tcPr>
-            <w:tcW w:type="dxa" w:w="1304"/>
-            <w:shd w:val="clear" w:color="auto" w:fill="FFFFFF"/>
-            <w:tcBorders>
-              <w:top w:val="single" w:sz="4" w:space="0" w:color="000000"/>
-              <w:left w:val="single" w:sz="4" w:space="0" w:color="000000"/>
-              <w:bottom w:val="single" w:sz="4" w:space="0" w:color="000000"/>
-              <w:right w:val="single" w:sz="4" w:space="0" w:color="000000"/>
-            </w:tcBorders>
-            <w:vAlign w:val="center"/>
-          </w:tcPr>
-          <w:p>
-            <w:pPr>
-              <w:spacing w:before="40" w:after="40"/>
-              <w:jc w:val="left"/>
-            </w:pPr>
-            <w:r>
-              <w:rPr>
-                <w:rFonts w:ascii="Adani" w:hAnsi="Adani"/>
-                <w:b w:val="0"/>
-                <w:sz w:val="18"/>
-                <w:u w:val="none"/>
-              </w:rPr>
-              <w:t>14/05/2012</w:t>
             </w:r>
           </w:p>
         </w:tc>

--- a/Backend/Director_Disclosure/Output_Disclosures/2024-25/ADANI_GREEN_ENERGY_LIMITED/MBP-1/MBP1_VNEET_S_JAAIN_00053906.docx
+++ b/Backend/Director_Disclosure/Output_Disclosures/2024-25/ADANI_GREEN_ENERGY_LIMITED/MBP-1/MBP1_VNEET_S_JAAIN_00053906.docx
@@ -389,6 +389,148 @@
                 <w:sz w:val="18"/>
                 <w:u w:val="none"/>
               </w:rPr>
+              <w:t>ADANI INFRA (INDIA) LIMITED</w:t>
+            </w:r>
+          </w:p>
+        </w:tc>
+        <w:tc>
+          <w:tcPr>
+            <w:tcW w:type="dxa" w:w="1814"/>
+            <w:shd w:val="clear" w:color="auto" w:fill="FFFFFF"/>
+            <w:tcBorders>
+              <w:top w:val="single" w:sz="4" w:space="0" w:color="000000"/>
+              <w:left w:val="single" w:sz="4" w:space="0" w:color="000000"/>
+              <w:bottom w:val="single" w:sz="4" w:space="0" w:color="000000"/>
+              <w:right w:val="single" w:sz="4" w:space="0" w:color="000000"/>
+            </w:tcBorders>
+            <w:vAlign w:val="center"/>
+          </w:tcPr>
+          <w:p>
+            <w:pPr>
+              <w:spacing w:before="40" w:after="40"/>
+              <w:jc w:val="left"/>
+            </w:pPr>
+            <w:r>
+              <w:rPr>
+                <w:rFonts w:ascii="Adani" w:hAnsi="Adani"/>
+                <w:b w:val="0"/>
+                <w:sz w:val="18"/>
+                <w:u w:val="none"/>
+              </w:rPr>
+              <w:t>Additional Director</w:t>
+            </w:r>
+          </w:p>
+        </w:tc>
+        <w:tc>
+          <w:tcPr>
+            <w:tcW w:type="dxa" w:w="1020"/>
+            <w:shd w:val="clear" w:color="auto" w:fill="FFFFFF"/>
+            <w:tcBorders>
+              <w:top w:val="single" w:sz="4" w:space="0" w:color="000000"/>
+              <w:left w:val="single" w:sz="4" w:space="0" w:color="000000"/>
+              <w:bottom w:val="single" w:sz="4" w:space="0" w:color="000000"/>
+              <w:right w:val="single" w:sz="4" w:space="0" w:color="000000"/>
+            </w:tcBorders>
+            <w:vAlign w:val="center"/>
+          </w:tcPr>
+          <w:p>
+            <w:pPr>
+              <w:spacing w:before="40" w:after="40"/>
+              <w:jc w:val="left"/>
+            </w:pPr>
+            <w:r>
+              <w:rPr>
+                <w:rFonts w:ascii="Adani" w:hAnsi="Adani"/>
+                <w:b w:val="0"/>
+                <w:sz w:val="18"/>
+                <w:u w:val="none"/>
+              </w:rPr>
+              <w:t>NIL</w:t>
+            </w:r>
+          </w:p>
+        </w:tc>
+        <w:tc>
+          <w:tcPr>
+            <w:tcW w:type="dxa" w:w="1247"/>
+            <w:shd w:val="clear" w:color="auto" w:fill="FFFFFF"/>
+            <w:tcBorders>
+              <w:top w:val="single" w:sz="4" w:space="0" w:color="000000"/>
+              <w:left w:val="single" w:sz="4" w:space="0" w:color="000000"/>
+              <w:bottom w:val="single" w:sz="4" w:space="0" w:color="000000"/>
+              <w:right w:val="single" w:sz="4" w:space="0" w:color="000000"/>
+            </w:tcBorders>
+            <w:vAlign w:val="center"/>
+          </w:tcPr>
+          <w:p>
+            <w:pPr>
+              <w:spacing w:before="40" w:after="40"/>
+              <w:jc w:val="left"/>
+            </w:pPr>
+            <w:r>
+              <w:rPr>
+                <w:rFonts w:ascii="Adani" w:hAnsi="Adani"/>
+                <w:b w:val="0"/>
+                <w:sz w:val="18"/>
+                <w:u w:val="none"/>
+              </w:rPr>
+              <w:t>18/04/2026</w:t>
+            </w:r>
+          </w:p>
+        </w:tc>
+      </w:tr>
+      <w:tr>
+        <w:tc>
+          <w:tcPr>
+            <w:tcW w:type="dxa" w:w="680"/>
+            <w:shd w:val="clear" w:color="auto" w:fill="FFFFFF"/>
+            <w:tcBorders>
+              <w:top w:val="single" w:sz="4" w:space="0" w:color="000000"/>
+              <w:left w:val="single" w:sz="4" w:space="0" w:color="000000"/>
+              <w:bottom w:val="single" w:sz="4" w:space="0" w:color="000000"/>
+              <w:right w:val="single" w:sz="4" w:space="0" w:color="000000"/>
+            </w:tcBorders>
+            <w:vAlign w:val="center"/>
+          </w:tcPr>
+          <w:p>
+            <w:pPr>
+              <w:spacing w:before="40" w:after="40"/>
+              <w:jc w:val="left"/>
+            </w:pPr>
+            <w:r>
+              <w:rPr>
+                <w:rFonts w:ascii="Adani" w:hAnsi="Adani"/>
+                <w:b w:val="0"/>
+                <w:sz w:val="18"/>
+                <w:u w:val="none"/>
+              </w:rPr>
+              <w:t>2</w:t>
+            </w:r>
+          </w:p>
+        </w:tc>
+        <w:tc>
+          <w:tcPr>
+            <w:tcW w:type="dxa" w:w="3969"/>
+            <w:shd w:val="clear" w:color="auto" w:fill="FFFFFF"/>
+            <w:tcBorders>
+              <w:top w:val="single" w:sz="4" w:space="0" w:color="000000"/>
+              <w:left w:val="single" w:sz="4" w:space="0" w:color="000000"/>
+              <w:bottom w:val="single" w:sz="4" w:space="0" w:color="000000"/>
+              <w:right w:val="single" w:sz="4" w:space="0" w:color="000000"/>
+            </w:tcBorders>
+            <w:vAlign w:val="center"/>
+          </w:tcPr>
+          <w:p>
+            <w:pPr>
+              <w:spacing w:before="40" w:after="40"/>
+              <w:jc w:val="left"/>
+            </w:pPr>
+            <w:r>
+              <w:rPr>
+                <w:rFonts w:ascii="Adani" w:hAnsi="Adani"/>
+                <w:b w:val="0"/>
+                <w:sz w:val="18"/>
+                <w:u w:val="none"/>
+              </w:rPr>
               <w:t>ADANI NEW INDUSTRIES LIMITED</w:t>
             </w:r>
           </w:p>
@@ -503,7 +645,7 @@
                 <w:sz w:val="18"/>
                 <w:u w:val="none"/>
               </w:rPr>
-              <w:t>2</w:t>
+              <w:t>3</w:t>
             </w:r>
           </w:p>
         </w:tc>
@@ -645,7 +787,7 @@
                 <w:sz w:val="18"/>
                 <w:u w:val="none"/>
               </w:rPr>
-              <w:t>3</w:t>
+              <w:t>4</w:t>
             </w:r>
           </w:p>
         </w:tc>
@@ -787,7 +929,7 @@
                 <w:sz w:val="18"/>
                 <w:u w:val="none"/>
               </w:rPr>
-              <w:t>4</w:t>
+              <w:t>5</w:t>
             </w:r>
           </w:p>
         </w:tc>
@@ -929,7 +1071,7 @@
                 <w:sz w:val="18"/>
                 <w:u w:val="none"/>
               </w:rPr>
-              <w:t>5</w:t>
+              <w:t>6</w:t>
             </w:r>
           </w:p>
         </w:tc>
@@ -1278,7 +1420,7 @@
                 <w:sz w:val="18"/>
                 <w:u w:val="none"/>
               </w:rPr>
-              <w:t>Date:   15th May, 2026</w:t>
+              <w:t>Date:   27th May, 2026</w:t>
             </w:r>
           </w:p>
         </w:tc>
@@ -2315,7 +2457,7 @@
                 <w:sz w:val="18"/>
                 <w:u w:val="none"/>
               </w:rPr>
-              <w:t>Date:   15th May, 2026</w:t>
+              <w:t>Date:   27th May, 2026</w:t>
             </w:r>
           </w:p>
         </w:tc>
@@ -2476,7 +2618,7 @@
           <w:sz w:val="20"/>
           <w:u w:val="none"/>
         </w:rPr>
-        <w:t>15th May, 2026</w:t>
+        <w:t>27th May, 2026</w:t>
       </w:r>
     </w:p>
     <w:p>
@@ -2507,6 +2649,21 @@
           <w:u w:val="none"/>
         </w:rPr>
         <w:t>The Board of Directors of</w:t>
+      </w:r>
+    </w:p>
+    <w:p>
+      <w:pPr>
+        <w:spacing w:before="0" w:after="20"/>
+        <w:jc w:val="left"/>
+      </w:pPr>
+      <w:r>
+        <w:rPr>
+          <w:rFonts w:ascii="Adani" w:hAnsi="Adani"/>
+          <w:b/>
+          <w:sz w:val="20"/>
+          <w:u w:val="none"/>
+        </w:rPr>
+        <w:t>ADANI INFRA (INDIA) LIMITED</w:t>
       </w:r>
     </w:p>
     <w:p>
@@ -2613,6 +2770,21 @@
           <w:u w:val="none"/>
         </w:rPr>
         <w:t>(A) Public Limited Companies:</w:t>
+      </w:r>
+    </w:p>
+    <w:p>
+      <w:pPr>
+        <w:spacing w:before="0" w:after="20"/>
+        <w:jc w:val="left"/>
+      </w:pPr>
+      <w:r>
+        <w:rPr>
+          <w:rFonts w:ascii="Adani" w:hAnsi="Adani"/>
+          <w:b w:val="0"/>
+          <w:sz w:val="20"/>
+          <w:u w:val="none"/>
+        </w:rPr>
+        <w:t>ADANI INFRA (INDIA) LIMITED</w:t>
       </w:r>
     </w:p>
     <w:p>
@@ -3498,7 +3670,7 @@
                 <w:sz w:val="18"/>
                 <w:u w:val="none"/>
               </w:rPr>
-              <w:t>5</w:t>
+              <w:t>6</w:t>
             </w:r>
           </w:p>
         </w:tc>
@@ -3642,6 +3814,120 @@
                 <w:u w:val="none"/>
               </w:rPr>
               <w:t>Appointment Date</w:t>
+            </w:r>
+          </w:p>
+        </w:tc>
+      </w:tr>
+      <w:tr>
+        <w:tc>
+          <w:tcPr>
+            <w:tcW w:type="dxa" w:w="2268"/>
+            <w:shd w:val="clear" w:color="auto" w:fill="FFFFFF"/>
+            <w:tcBorders>
+              <w:top w:val="single" w:sz="4" w:space="0" w:color="000000"/>
+              <w:left w:val="single" w:sz="4" w:space="0" w:color="000000"/>
+              <w:bottom w:val="single" w:sz="4" w:space="0" w:color="000000"/>
+              <w:right w:val="single" w:sz="4" w:space="0" w:color="000000"/>
+            </w:tcBorders>
+            <w:vAlign w:val="center"/>
+          </w:tcPr>
+          <w:p>
+            <w:pPr>
+              <w:spacing w:before="40" w:after="40"/>
+              <w:jc w:val="left"/>
+            </w:pPr>
+            <w:r>
+              <w:rPr>
+                <w:rFonts w:ascii="Adani" w:hAnsi="Adani"/>
+                <w:b w:val="0"/>
+                <w:sz w:val="18"/>
+                <w:u w:val="none"/>
+              </w:rPr>
+              <w:t>U45204GJ2010PLC059226</w:t>
+            </w:r>
+          </w:p>
+        </w:tc>
+        <w:tc>
+          <w:tcPr>
+            <w:tcW w:type="dxa" w:w="4252"/>
+            <w:shd w:val="clear" w:color="auto" w:fill="FFFFFF"/>
+            <w:tcBorders>
+              <w:top w:val="single" w:sz="4" w:space="0" w:color="000000"/>
+              <w:left w:val="single" w:sz="4" w:space="0" w:color="000000"/>
+              <w:bottom w:val="single" w:sz="4" w:space="0" w:color="000000"/>
+              <w:right w:val="single" w:sz="4" w:space="0" w:color="000000"/>
+            </w:tcBorders>
+            <w:vAlign w:val="center"/>
+          </w:tcPr>
+          <w:p>
+            <w:pPr>
+              <w:spacing w:before="40" w:after="40"/>
+              <w:jc w:val="left"/>
+            </w:pPr>
+            <w:r>
+              <w:rPr>
+                <w:rFonts w:ascii="Adani" w:hAnsi="Adani"/>
+                <w:b w:val="0"/>
+                <w:sz w:val="18"/>
+                <w:u w:val="none"/>
+              </w:rPr>
+              <w:t>ADANI INFRA (INDIA) LIMITED</w:t>
+            </w:r>
+          </w:p>
+        </w:tc>
+        <w:tc>
+          <w:tcPr>
+            <w:tcW w:type="dxa" w:w="1587"/>
+            <w:shd w:val="clear" w:color="auto" w:fill="FFFFFF"/>
+            <w:tcBorders>
+              <w:top w:val="single" w:sz="4" w:space="0" w:color="000000"/>
+              <w:left w:val="single" w:sz="4" w:space="0" w:color="000000"/>
+              <w:bottom w:val="single" w:sz="4" w:space="0" w:color="000000"/>
+              <w:right w:val="single" w:sz="4" w:space="0" w:color="000000"/>
+            </w:tcBorders>
+            <w:vAlign w:val="center"/>
+          </w:tcPr>
+          <w:p>
+            <w:pPr>
+              <w:spacing w:before="40" w:after="40"/>
+              <w:jc w:val="left"/>
+            </w:pPr>
+            <w:r>
+              <w:rPr>
+                <w:rFonts w:ascii="Adani" w:hAnsi="Adani"/>
+                <w:b w:val="0"/>
+                <w:sz w:val="18"/>
+                <w:u w:val="none"/>
+              </w:rPr>
+              <w:t>Additional Director</w:t>
+            </w:r>
+          </w:p>
+        </w:tc>
+        <w:tc>
+          <w:tcPr>
+            <w:tcW w:type="dxa" w:w="1304"/>
+            <w:shd w:val="clear" w:color="auto" w:fill="FFFFFF"/>
+            <w:tcBorders>
+              <w:top w:val="single" w:sz="4" w:space="0" w:color="000000"/>
+              <w:left w:val="single" w:sz="4" w:space="0" w:color="000000"/>
+              <w:bottom w:val="single" w:sz="4" w:space="0" w:color="000000"/>
+              <w:right w:val="single" w:sz="4" w:space="0" w:color="000000"/>
+            </w:tcBorders>
+            <w:vAlign w:val="center"/>
+          </w:tcPr>
+          <w:p>
+            <w:pPr>
+              <w:spacing w:before="40" w:after="40"/>
+              <w:jc w:val="left"/>
+            </w:pPr>
+            <w:r>
+              <w:rPr>
+                <w:rFonts w:ascii="Adani" w:hAnsi="Adani"/>
+                <w:b w:val="0"/>
+                <w:sz w:val="18"/>
+                <w:u w:val="none"/>
+              </w:rPr>
+              <w:t>18/04/2026</w:t>
             </w:r>
           </w:p>
         </w:tc>

--- a/Backend/Director_Disclosure/Output_Disclosures/2024-25/ADANI_GREEN_ENERGY_LIMITED/MBP-1/MBP1_VNEET_S_JAAIN_00053906.docx
+++ b/Backend/Director_Disclosure/Output_Disclosures/2024-25/ADANI_GREEN_ENERGY_LIMITED/MBP-1/MBP1_VNEET_S_JAAIN_00053906.docx
@@ -559,7 +559,7 @@
                 <w:sz w:val="18"/>
                 <w:u w:val="none"/>
               </w:rPr>
-              <w:t>Additional Director</w:t>
+              <w:t>Director</w:t>
             </w:r>
           </w:p>
         </w:tc>
@@ -615,7 +615,7 @@
                 <w:sz w:val="18"/>
                 <w:u w:val="none"/>
               </w:rPr>
-              <w:t>30/09/2023</w:t>
+              <w:t>24/06/2024</w:t>
             </w:r>
           </w:p>
         </w:tc>
@@ -815,148 +815,6 @@
                 <w:sz w:val="18"/>
                 <w:u w:val="none"/>
               </w:rPr>
-              <w:t>ADANI NEW INDUSTRIES LIMITED</w:t>
-            </w:r>
-          </w:p>
-        </w:tc>
-        <w:tc>
-          <w:tcPr>
-            <w:tcW w:type="dxa" w:w="1814"/>
-            <w:shd w:val="clear" w:color="auto" w:fill="FFFFFF"/>
-            <w:tcBorders>
-              <w:top w:val="single" w:sz="4" w:space="0" w:color="000000"/>
-              <w:left w:val="single" w:sz="4" w:space="0" w:color="000000"/>
-              <w:bottom w:val="single" w:sz="4" w:space="0" w:color="000000"/>
-              <w:right w:val="single" w:sz="4" w:space="0" w:color="000000"/>
-            </w:tcBorders>
-            <w:vAlign w:val="center"/>
-          </w:tcPr>
-          <w:p>
-            <w:pPr>
-              <w:spacing w:before="40" w:after="40"/>
-              <w:jc w:val="left"/>
-            </w:pPr>
-            <w:r>
-              <w:rPr>
-                <w:rFonts w:ascii="Adani" w:hAnsi="Adani"/>
-                <w:b w:val="0"/>
-                <w:sz w:val="18"/>
-                <w:u w:val="none"/>
-              </w:rPr>
-              <w:t>Director</w:t>
-            </w:r>
-          </w:p>
-        </w:tc>
-        <w:tc>
-          <w:tcPr>
-            <w:tcW w:type="dxa" w:w="1020"/>
-            <w:shd w:val="clear" w:color="auto" w:fill="FFFFFF"/>
-            <w:tcBorders>
-              <w:top w:val="single" w:sz="4" w:space="0" w:color="000000"/>
-              <w:left w:val="single" w:sz="4" w:space="0" w:color="000000"/>
-              <w:bottom w:val="single" w:sz="4" w:space="0" w:color="000000"/>
-              <w:right w:val="single" w:sz="4" w:space="0" w:color="000000"/>
-            </w:tcBorders>
-            <w:vAlign w:val="center"/>
-          </w:tcPr>
-          <w:p>
-            <w:pPr>
-              <w:spacing w:before="40" w:after="40"/>
-              <w:jc w:val="left"/>
-            </w:pPr>
-            <w:r>
-              <w:rPr>
-                <w:rFonts w:ascii="Adani" w:hAnsi="Adani"/>
-                <w:b w:val="0"/>
-                <w:sz w:val="18"/>
-                <w:u w:val="none"/>
-              </w:rPr>
-              <w:t>NIL</w:t>
-            </w:r>
-          </w:p>
-        </w:tc>
-        <w:tc>
-          <w:tcPr>
-            <w:tcW w:type="dxa" w:w="1247"/>
-            <w:shd w:val="clear" w:color="auto" w:fill="FFFFFF"/>
-            <w:tcBorders>
-              <w:top w:val="single" w:sz="4" w:space="0" w:color="000000"/>
-              <w:left w:val="single" w:sz="4" w:space="0" w:color="000000"/>
-              <w:bottom w:val="single" w:sz="4" w:space="0" w:color="000000"/>
-              <w:right w:val="single" w:sz="4" w:space="0" w:color="000000"/>
-            </w:tcBorders>
-            <w:vAlign w:val="center"/>
-          </w:tcPr>
-          <w:p>
-            <w:pPr>
-              <w:spacing w:before="40" w:after="40"/>
-              <w:jc w:val="left"/>
-            </w:pPr>
-            <w:r>
-              <w:rPr>
-                <w:rFonts w:ascii="Adani" w:hAnsi="Adani"/>
-                <w:b w:val="0"/>
-                <w:sz w:val="18"/>
-                <w:u w:val="none"/>
-              </w:rPr>
-              <w:t>30/12/2021</w:t>
-            </w:r>
-          </w:p>
-        </w:tc>
-      </w:tr>
-      <w:tr>
-        <w:tc>
-          <w:tcPr>
-            <w:tcW w:type="dxa" w:w="680"/>
-            <w:shd w:val="clear" w:color="auto" w:fill="FFFFFF"/>
-            <w:tcBorders>
-              <w:top w:val="single" w:sz="4" w:space="0" w:color="000000"/>
-              <w:left w:val="single" w:sz="4" w:space="0" w:color="000000"/>
-              <w:bottom w:val="single" w:sz="4" w:space="0" w:color="000000"/>
-              <w:right w:val="single" w:sz="4" w:space="0" w:color="000000"/>
-            </w:tcBorders>
-            <w:vAlign w:val="center"/>
-          </w:tcPr>
-          <w:p>
-            <w:pPr>
-              <w:spacing w:before="40" w:after="40"/>
-              <w:jc w:val="left"/>
-            </w:pPr>
-            <w:r>
-              <w:rPr>
-                <w:rFonts w:ascii="Adani" w:hAnsi="Adani"/>
-                <w:b w:val="0"/>
-                <w:sz w:val="18"/>
-                <w:u w:val="none"/>
-              </w:rPr>
-              <w:t>5</w:t>
-            </w:r>
-          </w:p>
-        </w:tc>
-        <w:tc>
-          <w:tcPr>
-            <w:tcW w:type="dxa" w:w="3969"/>
-            <w:shd w:val="clear" w:color="auto" w:fill="FFFFFF"/>
-            <w:tcBorders>
-              <w:top w:val="single" w:sz="4" w:space="0" w:color="000000"/>
-              <w:left w:val="single" w:sz="4" w:space="0" w:color="000000"/>
-              <w:bottom w:val="single" w:sz="4" w:space="0" w:color="000000"/>
-              <w:right w:val="single" w:sz="4" w:space="0" w:color="000000"/>
-            </w:tcBorders>
-            <w:vAlign w:val="center"/>
-          </w:tcPr>
-          <w:p>
-            <w:pPr>
-              <w:spacing w:before="40" w:after="40"/>
-              <w:jc w:val="left"/>
-            </w:pPr>
-            <w:r>
-              <w:rPr>
-                <w:rFonts w:ascii="Adani" w:hAnsi="Adani"/>
-                <w:b w:val="0"/>
-                <w:sz w:val="18"/>
-                <w:u w:val="none"/>
-              </w:rPr>
               <w:t>ADANI GREEN ENERGY LIMITED</w:t>
             </w:r>
           </w:p>
@@ -1071,7 +929,7 @@
                 <w:sz w:val="18"/>
                 <w:u w:val="none"/>
               </w:rPr>
-              <w:t>6</w:t>
+              <w:t>5</w:t>
             </w:r>
           </w:p>
         </w:tc>
@@ -1420,7 +1278,7 @@
                 <w:sz w:val="18"/>
                 <w:u w:val="none"/>
               </w:rPr>
-              <w:t>Date:   27th May, 2026</w:t>
+              <w:t>Date:   09th June, 2026</w:t>
             </w:r>
           </w:p>
         </w:tc>
@@ -2457,7 +2315,7 @@
                 <w:sz w:val="18"/>
                 <w:u w:val="none"/>
               </w:rPr>
-              <w:t>Date:   27th May, 2026</w:t>
+              <w:t>Date:   09th June, 2026</w:t>
             </w:r>
           </w:p>
         </w:tc>
@@ -2618,7 +2476,7 @@
           <w:sz w:val="20"/>
           <w:u w:val="none"/>
         </w:rPr>
-        <w:t>27th May, 2026</w:t>
+        <w:t>09th June, 2026</w:t>
       </w:r>
     </w:p>
     <w:p>
@@ -3670,7 +3528,7 @@
                 <w:sz w:val="18"/>
                 <w:u w:val="none"/>
               </w:rPr>
-              <w:t>6</w:t>
+              <w:t>5</w:t>
             </w:r>
           </w:p>
         </w:tc>
@@ -4013,7 +3871,7 @@
                 <w:sz w:val="18"/>
                 <w:u w:val="none"/>
               </w:rPr>
-              <w:t>Additional Director</w:t>
+              <w:t>Director</w:t>
             </w:r>
           </w:p>
         </w:tc>
@@ -4041,7 +3899,7 @@
                 <w:sz w:val="18"/>
                 <w:u w:val="none"/>
               </w:rPr>
-              <w:t>30/09/2023</w:t>
+              <w:t>24/06/2024</w:t>
             </w:r>
           </w:p>
         </w:tc>
@@ -4156,120 +4014,6 @@
                 <w:u w:val="none"/>
               </w:rPr>
               <w:t>25/04/2023</w:t>
-            </w:r>
-          </w:p>
-        </w:tc>
-      </w:tr>
-      <w:tr>
-        <w:tc>
-          <w:tcPr>
-            <w:tcW w:type="dxa" w:w="2268"/>
-            <w:shd w:val="clear" w:color="auto" w:fill="FFFFFF"/>
-            <w:tcBorders>
-              <w:top w:val="single" w:sz="4" w:space="0" w:color="000000"/>
-              <w:left w:val="single" w:sz="4" w:space="0" w:color="000000"/>
-              <w:bottom w:val="single" w:sz="4" w:space="0" w:color="000000"/>
-              <w:right w:val="single" w:sz="4" w:space="0" w:color="000000"/>
-            </w:tcBorders>
-            <w:vAlign w:val="center"/>
-          </w:tcPr>
-          <w:p>
-            <w:pPr>
-              <w:spacing w:before="40" w:after="40"/>
-              <w:jc w:val="left"/>
-            </w:pPr>
-            <w:r>
-              <w:rPr>
-                <w:rFonts w:ascii="Adani" w:hAnsi="Adani"/>
-                <w:b w:val="0"/>
-                <w:sz w:val="18"/>
-                <w:u w:val="none"/>
-              </w:rPr>
-              <w:t>U74999GJ2021PLC128328</w:t>
-            </w:r>
-          </w:p>
-        </w:tc>
-        <w:tc>
-          <w:tcPr>
-            <w:tcW w:type="dxa" w:w="4252"/>
-            <w:shd w:val="clear" w:color="auto" w:fill="FFFFFF"/>
-            <w:tcBorders>
-              <w:top w:val="single" w:sz="4" w:space="0" w:color="000000"/>
-              <w:left w:val="single" w:sz="4" w:space="0" w:color="000000"/>
-              <w:bottom w:val="single" w:sz="4" w:space="0" w:color="000000"/>
-              <w:right w:val="single" w:sz="4" w:space="0" w:color="000000"/>
-            </w:tcBorders>
-            <w:vAlign w:val="center"/>
-          </w:tcPr>
-          <w:p>
-            <w:pPr>
-              <w:spacing w:before="40" w:after="40"/>
-              <w:jc w:val="left"/>
-            </w:pPr>
-            <w:r>
-              <w:rPr>
-                <w:rFonts w:ascii="Adani" w:hAnsi="Adani"/>
-                <w:b w:val="0"/>
-                <w:sz w:val="18"/>
-                <w:u w:val="none"/>
-              </w:rPr>
-              <w:t>ADANI NEW INDUSTRIES LIMITED</w:t>
-            </w:r>
-          </w:p>
-        </w:tc>
-        <w:tc>
-          <w:tcPr>
-            <w:tcW w:type="dxa" w:w="1587"/>
-            <w:shd w:val="clear" w:color="auto" w:fill="FFFFFF"/>
-            <w:tcBorders>
-              <w:top w:val="single" w:sz="4" w:space="0" w:color="000000"/>
-              <w:left w:val="single" w:sz="4" w:space="0" w:color="000000"/>
-              <w:bottom w:val="single" w:sz="4" w:space="0" w:color="000000"/>
-              <w:right w:val="single" w:sz="4" w:space="0" w:color="000000"/>
-            </w:tcBorders>
-            <w:vAlign w:val="center"/>
-          </w:tcPr>
-          <w:p>
-            <w:pPr>
-              <w:spacing w:before="40" w:after="40"/>
-              <w:jc w:val="left"/>
-            </w:pPr>
-            <w:r>
-              <w:rPr>
-                <w:rFonts w:ascii="Adani" w:hAnsi="Adani"/>
-                <w:b w:val="0"/>
-                <w:sz w:val="18"/>
-                <w:u w:val="none"/>
-              </w:rPr>
-              <w:t>Director</w:t>
-            </w:r>
-          </w:p>
-        </w:tc>
-        <w:tc>
-          <w:tcPr>
-            <w:tcW w:type="dxa" w:w="1304"/>
-            <w:shd w:val="clear" w:color="auto" w:fill="FFFFFF"/>
-            <w:tcBorders>
-              <w:top w:val="single" w:sz="4" w:space="0" w:color="000000"/>
-              <w:left w:val="single" w:sz="4" w:space="0" w:color="000000"/>
-              <w:bottom w:val="single" w:sz="4" w:space="0" w:color="000000"/>
-              <w:right w:val="single" w:sz="4" w:space="0" w:color="000000"/>
-            </w:tcBorders>
-            <w:vAlign w:val="center"/>
-          </w:tcPr>
-          <w:p>
-            <w:pPr>
-              <w:spacing w:before="40" w:after="40"/>
-              <w:jc w:val="left"/>
-            </w:pPr>
-            <w:r>
-              <w:rPr>
-                <w:rFonts w:ascii="Adani" w:hAnsi="Adani"/>
-                <w:b w:val="0"/>
-                <w:sz w:val="18"/>
-                <w:u w:val="none"/>
-              </w:rPr>
-              <w:t>30/12/2021</w:t>
             </w:r>
           </w:p>
         </w:tc>
